--- a/outputs/report/report.docx
+++ b/outputs/report/report.docx
@@ -9,7 +9,7 @@
       <w:r>
         <w:rPr>
           <w:b/>
-          <w:sz w:val="30"/>
+          <w:sz w:val="28"/>
         </w:rPr>
         <w:t>VLM-Based Path Planning and Safe Control of a Collaborative Robot in Precision Assembly Operations</w:t>
       </w:r>
@@ -21,7 +21,7 @@
       <w:r>
         <w:rPr>
           <w:i/>
-          <w:sz w:val="20"/>
+          <w:sz w:val="19"/>
         </w:rPr>
         <w:t>A Research Proposal on Grounded Vision-Language Policy Synthesis, Geometric Verification Shields, and Reactive Control Barrier Functions</w:t>
         <w:br/>
@@ -29,12 +29,12 @@
     </w:p>
     <w:p>
       <w:pPr>
-        <w:spacing w:before="160" w:after="40"/>
+        <w:spacing w:before="100" w:after="30"/>
       </w:pPr>
       <w:r>
         <w:rPr>
           <w:b/>
-          <w:sz w:val="23"/>
+          <w:sz w:val="21"/>
         </w:rPr>
         <w:t>1. Project Objective and Scope</w:t>
       </w:r>
@@ -51,12 +51,12 @@
     </w:p>
     <w:p>
       <w:pPr>
-        <w:spacing w:before="160" w:after="40"/>
+        <w:spacing w:before="100" w:after="30"/>
       </w:pPr>
       <w:r>
         <w:rPr>
           <w:b/>
-          <w:sz w:val="23"/>
+          <w:sz w:val="21"/>
         </w:rPr>
         <w:t>2. Primary Research Contributions and Novelty</w:t>
       </w:r>
@@ -83,12 +83,12 @@
     </w:p>
     <w:p>
       <w:pPr>
-        <w:spacing w:before="160" w:after="40"/>
+        <w:spacing w:before="100" w:after="30"/>
       </w:pPr>
       <w:r>
         <w:rPr>
           <w:b/>
-          <w:sz w:val="23"/>
+          <w:sz w:val="21"/>
         </w:rPr>
         <w:t>3. Methodology and System Architecture</w:t>
       </w:r>
@@ -100,7 +100,7 @@
     </w:p>
     <w:p>
       <w:pPr>
-        <w:spacing w:before="80" w:after="40"/>
+        <w:spacing w:before="50" w:after="30"/>
         <w:jc w:val="center"/>
       </w:pPr>
     </w:p>
@@ -108,7 +108,7 @@
       <w:r>
         <w:drawing>
           <wp:inline xmlns:a="http://schemas.openxmlformats.org/drawingml/2006/main" xmlns:pic="http://schemas.openxmlformats.org/drawingml/2006/picture">
-            <wp:extent cx="5303520" cy="2651760"/>
+            <wp:extent cx="4434840" cy="2217420"/>
             <wp:docPr id="1" name="Picture 1"/>
             <wp:cNvGraphicFramePr>
               <a:graphicFrameLocks noChangeAspect="1"/>
@@ -129,7 +129,7 @@
                   <pic:spPr>
                     <a:xfrm>
                       <a:off x="0" y="0"/>
-                      <a:ext cx="5303520" cy="2651760"/>
+                      <a:ext cx="4434840" cy="2217420"/>
                     </a:xfrm>
                     <a:prstGeom prst="rect"/>
                   </pic:spPr>
@@ -142,25 +142,25 @@
     </w:p>
     <w:p>
       <w:pPr>
-        <w:spacing w:after="120"/>
+        <w:spacing w:after="70"/>
         <w:jc w:val="center"/>
       </w:pPr>
       <w:r>
         <w:rPr>
           <w:i/>
-          <w:sz w:val="17"/>
+          <w:sz w:val="16"/>
         </w:rPr>
         <w:t>Fig. 1. End-to-end closed-loop system block diagram illustrating perception, VLM reasoning, geometric shield, planner, and CBF safety filter.</w:t>
       </w:r>
     </w:p>
     <w:p>
       <w:r>
-        <w:t>Perception &amp; VLM Decomposition: An off-axis calibrated RGB-D camera captures the assembly table containing base plates, pins, and retaining caps. The VLM processes the visual frame and natural-language prompt to extract the target part name, 2D pixel coordinates [u, v], approach orientation, and semantic safety tags. The pixel coordinate is deprojected into metric 3D Cartesian space using pinhole camera intrinsics K and depth buffer d: p_w = R_cam · [(u-cx)d/fx, -(v-cy)d/fy, -d]^T + T_cam.</w:t>
+        <w:t>Perception &amp; VLM Decomposition: An off-axis calibrated RGB-D camera captures the assembly table containing base plates, pins, and retaining caps. In this evaluation, the visual policy is powered by MockVLM (Rule-based deterministic schema extractor, offline-safe; switchable to SmolVLM-256M-Instruct). The model processes the visual frame and natural-language prompt to extract the target part name, 2D pixel coordinates [u, v], approach orientation, and semantic safety tags. The pixel coordinate is deprojected into metric 3D Cartesian space using pinhole camera intrinsics K and depth buffer d: p_w = R_cam · [(u-cx)d/fx, -(v-cy)d/fy, -d]^T + T_cam.</w:t>
       </w:r>
     </w:p>
     <w:p>
       <w:pPr>
-        <w:spacing w:before="80" w:after="40"/>
+        <w:spacing w:before="50" w:after="30"/>
         <w:jc w:val="center"/>
       </w:pPr>
     </w:p>
@@ -168,7 +168,7 @@
       <w:r>
         <w:drawing>
           <wp:inline xmlns:a="http://schemas.openxmlformats.org/drawingml/2006/main" xmlns:pic="http://schemas.openxmlformats.org/drawingml/2006/picture">
-            <wp:extent cx="5303520" cy="3241040"/>
+            <wp:extent cx="4206240" cy="2570480"/>
             <wp:docPr id="2" name="Picture 2"/>
             <wp:cNvGraphicFramePr>
               <a:graphicFrameLocks noChangeAspect="1"/>
@@ -189,7 +189,7 @@
                   <pic:spPr>
                     <a:xfrm>
                       <a:off x="0" y="0"/>
-                      <a:ext cx="5303520" cy="3241040"/>
+                      <a:ext cx="4206240" cy="2570480"/>
                     </a:xfrm>
                     <a:prstGeom prst="rect"/>
                   </pic:spPr>
@@ -202,13 +202,13 @@
     </w:p>
     <w:p>
       <w:pPr>
-        <w:spacing w:after="120"/>
+        <w:spacing w:after="70"/>
         <w:jc w:val="center"/>
       </w:pPr>
       <w:r>
         <w:rPr>
           <w:i/>
-          <w:sz w:val="17"/>
+          <w:sz w:val="16"/>
         </w:rPr>
         <w:t>Fig. 2. Flowchart of the geometric plan validation and repair pipeline blocking ungrounded VLM hallucinations.</w:t>
       </w:r>
@@ -225,24 +225,24 @@
     </w:p>
     <w:p>
       <w:pPr>
-        <w:spacing w:before="160" w:after="40"/>
+        <w:spacing w:before="100" w:after="30"/>
       </w:pPr>
       <w:r>
         <w:rPr>
           <w:b/>
-          <w:sz w:val="23"/>
+          <w:sz w:val="21"/>
         </w:rPr>
         <w:t>4. CAD Design and CAE Structural FEA Analysis</w:t>
       </w:r>
     </w:p>
     <w:p>
       <w:r>
-        <w:t>To ensure industrial viability, the workcell fixtures and parallel end-effector gripper fingers were parametrically modeled in 3D CAD and exported as solid STL geometries for manufacturing. Structural finite element and analytical beam stress analyses were conducted to evaluate structural integrity under maximum operational grasp forces.</w:t>
+        <w:t>To ensure industrial viability, the workcell fixtures and parallel end-effector gripper fingers were parametrically modeled in 3D CAD and exported as solid STL geometries for manufacturing. Structural analysis was conducted using: Analytical continuum beam stress formulation with 2D spatial stress tensor field (Al6061-T6). Grasp loads and inertial dynamic accelerations were evaluated along the assembly trajectory.</w:t>
       </w:r>
     </w:p>
     <w:p>
       <w:pPr>
-        <w:spacing w:before="80" w:after="40"/>
+        <w:spacing w:before="50" w:after="30"/>
         <w:jc w:val="center"/>
       </w:pPr>
     </w:p>
@@ -250,7 +250,7 @@
       <w:r>
         <w:drawing>
           <wp:inline xmlns:a="http://schemas.openxmlformats.org/drawingml/2006/main" xmlns:pic="http://schemas.openxmlformats.org/drawingml/2006/picture">
-            <wp:extent cx="5303520" cy="2386584"/>
+            <wp:extent cx="4434840" cy="1995678"/>
             <wp:docPr id="3" name="Picture 3"/>
             <wp:cNvGraphicFramePr>
               <a:graphicFrameLocks noChangeAspect="1"/>
@@ -271,7 +271,7 @@
                   <pic:spPr>
                     <a:xfrm>
                       <a:off x="0" y="0"/>
-                      <a:ext cx="5303520" cy="2386584"/>
+                      <a:ext cx="4434840" cy="1995678"/>
                     </a:xfrm>
                     <a:prstGeom prst="rect"/>
                   </pic:spPr>
@@ -284,20 +284,20 @@
     </w:p>
     <w:p>
       <w:pPr>
-        <w:spacing w:after="120"/>
+        <w:spacing w:after="70"/>
         <w:jc w:val="center"/>
       </w:pPr>
       <w:r>
         <w:rPr>
           <w:i/>
-          <w:sz w:val="17"/>
+          <w:sz w:val="16"/>
         </w:rPr>
         <w:t>Fig. 3. Parametric 3D CAD workcell layout showing Franka Panda, table, fixture, parts, and detailed parallel gripper finger.</w:t>
       </w:r>
     </w:p>
     <w:p>
       <w:pPr>
-        <w:spacing w:before="80" w:after="40"/>
+        <w:spacing w:before="50" w:after="30"/>
         <w:jc w:val="center"/>
       </w:pPr>
     </w:p>
@@ -305,7 +305,7 @@
       <w:r>
         <w:drawing>
           <wp:inline xmlns:a="http://schemas.openxmlformats.org/drawingml/2006/main" xmlns:pic="http://schemas.openxmlformats.org/drawingml/2006/picture">
-            <wp:extent cx="5303520" cy="2227478"/>
+            <wp:extent cx="4434840" cy="1862633"/>
             <wp:docPr id="4" name="Picture 4"/>
             <wp:cNvGraphicFramePr>
               <a:graphicFrameLocks noChangeAspect="1"/>
@@ -326,7 +326,7 @@
                   <pic:spPr>
                     <a:xfrm>
                       <a:off x="0" y="0"/>
-                      <a:ext cx="5303520" cy="2227478"/>
+                      <a:ext cx="4434840" cy="1862633"/>
                     </a:xfrm>
                     <a:prstGeom prst="rect"/>
                   </pic:spPr>
@@ -339,25 +339,25 @@
     </w:p>
     <w:p>
       <w:pPr>
-        <w:spacing w:after="120"/>
+        <w:spacing w:after="70"/>
         <w:jc w:val="center"/>
       </w:pPr>
       <w:r>
         <w:rPr>
           <w:i/>
-          <w:sz w:val="17"/>
+          <w:sz w:val="16"/>
         </w:rPr>
         <w:t>Fig. 4. (a) Gripper finger von Mises stress field under 45 N grasp load. (b) Manipulator joint torques along assembly trajectory.</w:t>
       </w:r>
     </w:p>
     <w:p>
       <w:pPr>
-        <w:spacing w:before="100" w:after="40"/>
+        <w:spacing w:before="70" w:after="30"/>
       </w:pPr>
       <w:r>
         <w:rPr>
           <w:b/>
-          <w:sz w:val="20"/>
+          <w:sz w:val="19"/>
         </w:rPr>
         <w:t>Table I: Gripper Finger Mechanical Properties and Stress Analysis Summary</w:t>
       </w:r>
@@ -377,26 +377,27 @@
         </w:tblBorders>
       </w:tblPr>
       <w:tblGrid>
-        <w:gridCol w:w="3360"/>
-        <w:gridCol w:w="3360"/>
-        <w:gridCol w:w="3360"/>
+        <w:gridCol w:w="3456"/>
+        <w:gridCol w:w="3456"/>
+        <w:gridCol w:w="3456"/>
       </w:tblGrid>
       <w:tr>
         <w:tc>
           <w:tcPr>
-            <w:tcW w:type="dxa" w:w="3360"/>
+            <w:tcW w:type="dxa" w:w="3456"/>
             <w:shd w:fill="E0E0E0"/>
             <w:tcMar>
-              <w:top w:w="90" w:type="dxa"/>
-              <w:bottom w:w="90" w:type="dxa"/>
-              <w:left w:w="120" w:type="dxa"/>
-              <w:right w:w="120" w:type="dxa"/>
+              <w:top w:w="60" w:type="dxa"/>
+              <w:bottom w:w="60" w:type="dxa"/>
+              <w:left w:w="80" w:type="dxa"/>
+              <w:right w:w="80" w:type="dxa"/>
             </w:tcMar>
           </w:tcPr>
           <w:p>
             <w:r>
               <w:rPr>
                 <w:b/>
+                <w:sz w:val="16"/>
               </w:rPr>
               <w:t>Parameter</w:t>
             </w:r>
@@ -404,19 +405,20 @@
         </w:tc>
         <w:tc>
           <w:tcPr>
-            <w:tcW w:type="dxa" w:w="3360"/>
+            <w:tcW w:type="dxa" w:w="3456"/>
             <w:shd w:fill="E0E0E0"/>
             <w:tcMar>
-              <w:top w:w="90" w:type="dxa"/>
-              <w:bottom w:w="90" w:type="dxa"/>
-              <w:left w:w="120" w:type="dxa"/>
-              <w:right w:w="120" w:type="dxa"/>
+              <w:top w:w="60" w:type="dxa"/>
+              <w:bottom w:w="60" w:type="dxa"/>
+              <w:left w:w="80" w:type="dxa"/>
+              <w:right w:w="80" w:type="dxa"/>
             </w:tcMar>
           </w:tcPr>
           <w:p>
             <w:r>
               <w:rPr>
                 <w:b/>
+                <w:sz w:val="16"/>
               </w:rPr>
               <w:t>Analytical / Numerical Value</w:t>
             </w:r>
@@ -424,19 +426,20 @@
         </w:tc>
         <w:tc>
           <w:tcPr>
-            <w:tcW w:type="dxa" w:w="3360"/>
+            <w:tcW w:type="dxa" w:w="3456"/>
             <w:shd w:fill="E0E0E0"/>
             <w:tcMar>
-              <w:top w:w="90" w:type="dxa"/>
-              <w:bottom w:w="90" w:type="dxa"/>
-              <w:left w:w="120" w:type="dxa"/>
-              <w:right w:w="120" w:type="dxa"/>
+              <w:top w:w="60" w:type="dxa"/>
+              <w:bottom w:w="60" w:type="dxa"/>
+              <w:left w:w="80" w:type="dxa"/>
+              <w:right w:w="80" w:type="dxa"/>
             </w:tcMar>
           </w:tcPr>
           <w:p>
             <w:r>
               <w:rPr>
                 <w:b/>
+                <w:sz w:val="16"/>
               </w:rPr>
               <w:t>Industrial Limit / Baseline</w:t>
             </w:r>
@@ -446,48 +449,57 @@
       <w:tr>
         <w:tc>
           <w:tcPr>
-            <w:tcW w:type="dxa" w:w="3360"/>
+            <w:tcW w:type="dxa" w:w="3456"/>
             <w:tcMar>
-              <w:top w:w="70" w:type="dxa"/>
-              <w:bottom w:w="70" w:type="dxa"/>
-              <w:left w:w="120" w:type="dxa"/>
-              <w:right w:w="120" w:type="dxa"/>
+              <w:top w:w="50" w:type="dxa"/>
+              <w:bottom w:w="50" w:type="dxa"/>
+              <w:left w:w="80" w:type="dxa"/>
+              <w:right w:w="80" w:type="dxa"/>
             </w:tcMar>
           </w:tcPr>
           <w:p>
             <w:r>
+              <w:rPr>
+                <w:sz w:val="15"/>
+              </w:rPr>
               <w:t>Finger Material &amp; Spec</w:t>
             </w:r>
           </w:p>
         </w:tc>
         <w:tc>
           <w:tcPr>
-            <w:tcW w:type="dxa" w:w="3360"/>
+            <w:tcW w:type="dxa" w:w="3456"/>
             <w:tcMar>
-              <w:top w:w="70" w:type="dxa"/>
-              <w:bottom w:w="70" w:type="dxa"/>
-              <w:left w:w="120" w:type="dxa"/>
-              <w:right w:w="120" w:type="dxa"/>
+              <w:top w:w="50" w:type="dxa"/>
+              <w:bottom w:w="50" w:type="dxa"/>
+              <w:left w:w="80" w:type="dxa"/>
+              <w:right w:w="80" w:type="dxa"/>
             </w:tcMar>
           </w:tcPr>
           <w:p>
             <w:r>
+              <w:rPr>
+                <w:sz w:val="15"/>
+              </w:rPr>
               <w:t>Aluminum 6061-T6 (E = 68.9 GPa, ν = 0.33)</w:t>
             </w:r>
           </w:p>
         </w:tc>
         <w:tc>
           <w:tcPr>
-            <w:tcW w:type="dxa" w:w="3360"/>
+            <w:tcW w:type="dxa" w:w="3456"/>
             <w:tcMar>
-              <w:top w:w="70" w:type="dxa"/>
-              <w:bottom w:w="70" w:type="dxa"/>
-              <w:left w:w="120" w:type="dxa"/>
-              <w:right w:w="120" w:type="dxa"/>
+              <w:top w:w="50" w:type="dxa"/>
+              <w:bottom w:w="50" w:type="dxa"/>
+              <w:left w:w="80" w:type="dxa"/>
+              <w:right w:w="80" w:type="dxa"/>
             </w:tcMar>
           </w:tcPr>
           <w:p>
             <w:r>
+              <w:rPr>
+                <w:sz w:val="15"/>
+              </w:rPr>
               <w:t>Standard Aircraft/Robotics Alloy</w:t>
             </w:r>
           </w:p>
@@ -496,48 +508,57 @@
       <w:tr>
         <w:tc>
           <w:tcPr>
-            <w:tcW w:type="dxa" w:w="3360"/>
+            <w:tcW w:type="dxa" w:w="3456"/>
             <w:tcMar>
-              <w:top w:w="70" w:type="dxa"/>
-              <w:bottom w:w="70" w:type="dxa"/>
-              <w:left w:w="120" w:type="dxa"/>
-              <w:right w:w="120" w:type="dxa"/>
+              <w:top w:w="50" w:type="dxa"/>
+              <w:bottom w:w="50" w:type="dxa"/>
+              <w:left w:w="80" w:type="dxa"/>
+              <w:right w:w="80" w:type="dxa"/>
             </w:tcMar>
           </w:tcPr>
           <w:p>
             <w:r>
+              <w:rPr>
+                <w:sz w:val="15"/>
+              </w:rPr>
               <w:t>Applied Fingertip Grasp Force</w:t>
             </w:r>
           </w:p>
         </w:tc>
         <w:tc>
           <w:tcPr>
-            <w:tcW w:type="dxa" w:w="3360"/>
+            <w:tcW w:type="dxa" w:w="3456"/>
             <w:tcMar>
-              <w:top w:w="70" w:type="dxa"/>
-              <w:bottom w:w="70" w:type="dxa"/>
-              <w:left w:w="120" w:type="dxa"/>
-              <w:right w:w="120" w:type="dxa"/>
+              <w:top w:w="50" w:type="dxa"/>
+              <w:bottom w:w="50" w:type="dxa"/>
+              <w:left w:w="80" w:type="dxa"/>
+              <w:right w:w="80" w:type="dxa"/>
             </w:tcMar>
           </w:tcPr>
           <w:p>
             <w:r>
+              <w:rPr>
+                <w:sz w:val="15"/>
+              </w:rPr>
               <w:t>45.0 N</w:t>
             </w:r>
           </w:p>
         </w:tc>
         <w:tc>
           <w:tcPr>
-            <w:tcW w:type="dxa" w:w="3360"/>
+            <w:tcW w:type="dxa" w:w="3456"/>
             <w:tcMar>
-              <w:top w:w="70" w:type="dxa"/>
-              <w:bottom w:w="70" w:type="dxa"/>
-              <w:left w:w="120" w:type="dxa"/>
-              <w:right w:w="120" w:type="dxa"/>
+              <w:top w:w="50" w:type="dxa"/>
+              <w:bottom w:w="50" w:type="dxa"/>
+              <w:left w:w="80" w:type="dxa"/>
+              <w:right w:w="80" w:type="dxa"/>
             </w:tcMar>
           </w:tcPr>
           <w:p>
             <w:r>
+              <w:rPr>
+                <w:sz w:val="15"/>
+              </w:rPr>
               <w:t>Nominal Part Grasp (Payload 1.5 kg)</w:t>
             </w:r>
           </w:p>
@@ -546,48 +567,57 @@
       <w:tr>
         <w:tc>
           <w:tcPr>
-            <w:tcW w:type="dxa" w:w="3360"/>
+            <w:tcW w:type="dxa" w:w="3456"/>
             <w:tcMar>
-              <w:top w:w="70" w:type="dxa"/>
-              <w:bottom w:w="70" w:type="dxa"/>
-              <w:left w:w="120" w:type="dxa"/>
-              <w:right w:w="120" w:type="dxa"/>
+              <w:top w:w="50" w:type="dxa"/>
+              <w:bottom w:w="50" w:type="dxa"/>
+              <w:left w:w="80" w:type="dxa"/>
+              <w:right w:w="80" w:type="dxa"/>
             </w:tcMar>
           </w:tcPr>
           <w:p>
             <w:r>
+              <w:rPr>
+                <w:sz w:val="15"/>
+              </w:rPr>
               <w:t>Max Root Bending Moment</w:t>
             </w:r>
           </w:p>
         </w:tc>
         <w:tc>
           <w:tcPr>
-            <w:tcW w:type="dxa" w:w="3360"/>
+            <w:tcW w:type="dxa" w:w="3456"/>
             <w:tcMar>
-              <w:top w:w="70" w:type="dxa"/>
-              <w:bottom w:w="70" w:type="dxa"/>
-              <w:left w:w="120" w:type="dxa"/>
-              <w:right w:w="120" w:type="dxa"/>
+              <w:top w:w="50" w:type="dxa"/>
+              <w:bottom w:w="50" w:type="dxa"/>
+              <w:left w:w="80" w:type="dxa"/>
+              <w:right w:w="80" w:type="dxa"/>
             </w:tcMar>
           </w:tcPr>
           <w:p>
             <w:r>
+              <w:rPr>
+                <w:sz w:val="15"/>
+              </w:rPr>
               <w:t>2.475 N·m</w:t>
             </w:r>
           </w:p>
         </w:tc>
         <w:tc>
           <w:tcPr>
-            <w:tcW w:type="dxa" w:w="3360"/>
+            <w:tcW w:type="dxa" w:w="3456"/>
             <w:tcMar>
-              <w:top w:w="70" w:type="dxa"/>
-              <w:bottom w:w="70" w:type="dxa"/>
-              <w:left w:w="120" w:type="dxa"/>
-              <w:right w:w="120" w:type="dxa"/>
+              <w:top w:w="50" w:type="dxa"/>
+              <w:bottom w:w="50" w:type="dxa"/>
+              <w:left w:w="80" w:type="dxa"/>
+              <w:right w:w="80" w:type="dxa"/>
             </w:tcMar>
           </w:tcPr>
           <w:p>
             <w:r>
+              <w:rPr>
+                <w:sz w:val="15"/>
+              </w:rPr>
               <w:t>Beam Length L = 55 mm</w:t>
             </w:r>
           </w:p>
@@ -596,48 +626,57 @@
       <w:tr>
         <w:tc>
           <w:tcPr>
-            <w:tcW w:type="dxa" w:w="3360"/>
+            <w:tcW w:type="dxa" w:w="3456"/>
             <w:tcMar>
-              <w:top w:w="70" w:type="dxa"/>
-              <w:bottom w:w="70" w:type="dxa"/>
-              <w:left w:w="120" w:type="dxa"/>
-              <w:right w:w="120" w:type="dxa"/>
+              <w:top w:w="50" w:type="dxa"/>
+              <w:bottom w:w="50" w:type="dxa"/>
+              <w:left w:w="80" w:type="dxa"/>
+              <w:right w:w="80" w:type="dxa"/>
             </w:tcMar>
           </w:tcPr>
           <w:p>
             <w:r>
+              <w:rPr>
+                <w:sz w:val="15"/>
+              </w:rPr>
               <w:t>Peak Von Mises Stress (σ_vM)</w:t>
             </w:r>
           </w:p>
         </w:tc>
         <w:tc>
           <w:tcPr>
-            <w:tcW w:type="dxa" w:w="3360"/>
+            <w:tcW w:type="dxa" w:w="3456"/>
             <w:tcMar>
-              <w:top w:w="70" w:type="dxa"/>
-              <w:bottom w:w="70" w:type="dxa"/>
-              <w:left w:w="120" w:type="dxa"/>
-              <w:right w:w="120" w:type="dxa"/>
+              <w:top w:w="50" w:type="dxa"/>
+              <w:bottom w:w="50" w:type="dxa"/>
+              <w:left w:w="80" w:type="dxa"/>
+              <w:right w:w="80" w:type="dxa"/>
             </w:tcMar>
           </w:tcPr>
           <w:p>
             <w:r>
+              <w:rPr>
+                <w:sz w:val="15"/>
+              </w:rPr>
               <w:t>14.50 MPa</w:t>
             </w:r>
           </w:p>
         </w:tc>
         <w:tc>
           <w:tcPr>
-            <w:tcW w:type="dxa" w:w="3360"/>
+            <w:tcW w:type="dxa" w:w="3456"/>
             <w:tcMar>
-              <w:top w:w="70" w:type="dxa"/>
-              <w:bottom w:w="70" w:type="dxa"/>
-              <w:left w:w="120" w:type="dxa"/>
-              <w:right w:w="120" w:type="dxa"/>
+              <w:top w:w="50" w:type="dxa"/>
+              <w:bottom w:w="50" w:type="dxa"/>
+              <w:left w:w="80" w:type="dxa"/>
+              <w:right w:w="80" w:type="dxa"/>
             </w:tcMar>
           </w:tcPr>
           <w:p>
             <w:r>
+              <w:rPr>
+                <w:sz w:val="15"/>
+              </w:rPr>
               <w:t>Yield Strength σ_y = 276 MPa</w:t>
             </w:r>
           </w:p>
@@ -646,48 +685,57 @@
       <w:tr>
         <w:tc>
           <w:tcPr>
-            <w:tcW w:type="dxa" w:w="3360"/>
+            <w:tcW w:type="dxa" w:w="3456"/>
             <w:tcMar>
-              <w:top w:w="70" w:type="dxa"/>
-              <w:bottom w:w="70" w:type="dxa"/>
-              <w:left w:w="120" w:type="dxa"/>
-              <w:right w:w="120" w:type="dxa"/>
+              <w:top w:w="50" w:type="dxa"/>
+              <w:bottom w:w="50" w:type="dxa"/>
+              <w:left w:w="80" w:type="dxa"/>
+              <w:right w:w="80" w:type="dxa"/>
             </w:tcMar>
           </w:tcPr>
           <w:p>
             <w:r>
+              <w:rPr>
+                <w:sz w:val="15"/>
+              </w:rPr>
               <w:t>Structural Factor of Safety (FoS)</w:t>
             </w:r>
           </w:p>
         </w:tc>
         <w:tc>
           <w:tcPr>
-            <w:tcW w:type="dxa" w:w="3360"/>
+            <w:tcW w:type="dxa" w:w="3456"/>
             <w:tcMar>
-              <w:top w:w="70" w:type="dxa"/>
-              <w:bottom w:w="70" w:type="dxa"/>
-              <w:left w:w="120" w:type="dxa"/>
-              <w:right w:w="120" w:type="dxa"/>
+              <w:top w:w="50" w:type="dxa"/>
+              <w:bottom w:w="50" w:type="dxa"/>
+              <w:left w:w="80" w:type="dxa"/>
+              <w:right w:w="80" w:type="dxa"/>
             </w:tcMar>
           </w:tcPr>
           <w:p>
             <w:r>
+              <w:rPr>
+                <w:sz w:val="15"/>
+              </w:rPr>
               <w:t>19.03</w:t>
             </w:r>
           </w:p>
         </w:tc>
         <w:tc>
           <w:tcPr>
-            <w:tcW w:type="dxa" w:w="3360"/>
+            <w:tcW w:type="dxa" w:w="3456"/>
             <w:tcMar>
-              <w:top w:w="70" w:type="dxa"/>
-              <w:bottom w:w="70" w:type="dxa"/>
-              <w:left w:w="120" w:type="dxa"/>
-              <w:right w:w="120" w:type="dxa"/>
+              <w:top w:w="50" w:type="dxa"/>
+              <w:bottom w:w="50" w:type="dxa"/>
+              <w:left w:w="80" w:type="dxa"/>
+              <w:right w:w="80" w:type="dxa"/>
             </w:tcMar>
           </w:tcPr>
           <w:p>
             <w:r>
+              <w:rPr>
+                <w:sz w:val="15"/>
+              </w:rPr>
               <w:t>Required FoS &gt;= 1.5 (Industrial Rule)</w:t>
             </w:r>
           </w:p>
@@ -696,24 +744,24 @@
     </w:tbl>
     <w:p>
       <w:r>
-        <w:t>As indicated in Table I, the peak von Mises stress of 14.50 MPa occurs at the fixed root outer fiber, well below the 276 MPa yield limit of Al6061-T6, yielding an exceptional Factor of Safety of 19.03. In addition, manipulator trajectory analysis confirmed continuous positive torque safety margins across all 7 joints (Table I &amp; Fig. 4b), with peak joint torques staying within 6% of the 87 N·m limit.</w:t>
+        <w:t>As indicated in Table I, the peak von Mises stress of 14.50 MPa occurs at the fixed root outer fiber, well below the 276 MPa yield limit of Al6061-T6, yielding a robust Factor of Safety of 19.03. In addition, manipulator trajectory analysis confirmed continuous positive torque safety margins across all 7 joints (Fig. 4b), with peak joint torques staying well within limits.</w:t>
       </w:r>
     </w:p>
     <w:p>
       <w:pPr>
-        <w:spacing w:before="160" w:after="40"/>
+        <w:spacing w:before="100" w:after="30"/>
       </w:pPr>
       <w:r>
         <w:rPr>
           <w:b/>
-          <w:sz w:val="23"/>
+          <w:sz w:val="21"/>
         </w:rPr>
         <w:t>5. Simulation Results and Empirical Performance Analysis</w:t>
       </w:r>
     </w:p>
     <w:p>
       <w:r>
-        <w:t>To rigorously benchmark the proposed architecture against existing paradigms, a 90-scene Monte Carlo evaluation was conducted (30 randomized scenes per method) under dynamic human intrusions. We systematically evaluate three methods:</w:t>
+        <w:t>To rigorously benchmark the proposed architecture against existing paradigms, a 90-scene Monte Carlo evaluation was conducted (30 randomized scenes per method, seed = scene index) under dynamic human intrusions. We systematically evaluate three methods:</w:t>
       </w:r>
     </w:p>
     <w:p>
@@ -727,7 +775,7 @@
     </w:p>
     <w:p>
       <w:pPr>
-        <w:spacing w:before="80" w:after="40"/>
+        <w:spacing w:before="50" w:after="30"/>
         <w:jc w:val="center"/>
       </w:pPr>
     </w:p>
@@ -735,7 +783,7 @@
       <w:r>
         <w:drawing>
           <wp:inline xmlns:a="http://schemas.openxmlformats.org/drawingml/2006/main" xmlns:pic="http://schemas.openxmlformats.org/drawingml/2006/picture">
-            <wp:extent cx="5303520" cy="2386584"/>
+            <wp:extent cx="4434840" cy="1995678"/>
             <wp:docPr id="5" name="Picture 5"/>
             <wp:cNvGraphicFramePr>
               <a:graphicFrameLocks noChangeAspect="1"/>
@@ -756,7 +804,7 @@
                   <pic:spPr>
                     <a:xfrm>
                       <a:off x="0" y="0"/>
-                      <a:ext cx="5303520" cy="2386584"/>
+                      <a:ext cx="4434840" cy="1995678"/>
                     </a:xfrm>
                     <a:prstGeom prst="rect"/>
                   </pic:spPr>
@@ -769,20 +817,20 @@
     </w:p>
     <w:p>
       <w:pPr>
-        <w:spacing w:after="120"/>
+        <w:spacing w:after="70"/>
         <w:jc w:val="center"/>
       </w:pPr>
       <w:r>
         <w:rPr>
           <w:i/>
-          <w:sz w:val="17"/>
+          <w:sz w:val="16"/>
         </w:rPr>
         <w:t>Fig. 5. Planned nominal vs executed trajectories demonstrating reactive deviation around the moving human safety volume.</w:t>
       </w:r>
     </w:p>
     <w:p>
       <w:pPr>
-        <w:spacing w:before="80" w:after="40"/>
+        <w:spacing w:before="50" w:after="30"/>
         <w:jc w:val="center"/>
       </w:pPr>
     </w:p>
@@ -790,7 +838,7 @@
       <w:r>
         <w:drawing>
           <wp:inline xmlns:a="http://schemas.openxmlformats.org/drawingml/2006/main" xmlns:pic="http://schemas.openxmlformats.org/drawingml/2006/picture">
-            <wp:extent cx="5303520" cy="2620563"/>
+            <wp:extent cx="4434840" cy="2191333"/>
             <wp:docPr id="6" name="Picture 6"/>
             <wp:cNvGraphicFramePr>
               <a:graphicFrameLocks noChangeAspect="1"/>
@@ -811,7 +859,7 @@
                   <pic:spPr>
                     <a:xfrm>
                       <a:off x="0" y="0"/>
-                      <a:ext cx="5303520" cy="2620563"/>
+                      <a:ext cx="4434840" cy="2191333"/>
                     </a:xfrm>
                     <a:prstGeom prst="rect"/>
                   </pic:spPr>
@@ -824,20 +872,20 @@
     </w:p>
     <w:p>
       <w:pPr>
-        <w:spacing w:after="120"/>
+        <w:spacing w:after="70"/>
         <w:jc w:val="center"/>
       </w:pPr>
       <w:r>
         <w:rPr>
           <w:i/>
-          <w:sz w:val="17"/>
+          <w:sz w:val="16"/>
         </w:rPr>
         <w:t>Fig. 6. Minimum human-robot separation distance time series: Method B breaches safety thresholds, while Method C guarantees compliance.</w:t>
       </w:r>
     </w:p>
     <w:p>
       <w:pPr>
-        <w:spacing w:before="80" w:after="40"/>
+        <w:spacing w:before="50" w:after="30"/>
         <w:jc w:val="center"/>
       </w:pPr>
     </w:p>
@@ -845,7 +893,7 @@
       <w:r>
         <w:drawing>
           <wp:inline xmlns:a="http://schemas.openxmlformats.org/drawingml/2006/main" xmlns:pic="http://schemas.openxmlformats.org/drawingml/2006/picture">
-            <wp:extent cx="5303520" cy="1832125"/>
+            <wp:extent cx="4434840" cy="1532036"/>
             <wp:docPr id="7" name="Picture 7"/>
             <wp:cNvGraphicFramePr>
               <a:graphicFrameLocks noChangeAspect="1"/>
@@ -866,7 +914,7 @@
                   <pic:spPr>
                     <a:xfrm>
                       <a:off x="0" y="0"/>
-                      <a:ext cx="5303520" cy="1832125"/>
+                      <a:ext cx="4434840" cy="1532036"/>
                     </a:xfrm>
                     <a:prstGeom prst="rect"/>
                   </pic:spPr>
@@ -879,25 +927,25 @@
     </w:p>
     <w:p>
       <w:pPr>
-        <w:spacing w:after="120"/>
+        <w:spacing w:after="70"/>
         <w:jc w:val="center"/>
       </w:pPr>
       <w:r>
         <w:rPr>
           <w:i/>
-          <w:sz w:val="17"/>
+          <w:sz w:val="16"/>
         </w:rPr>
         <w:t>Fig. 7. Quantitative benchmark across 30 randomized trials: Success rate, minimum human distance, safety violations, and latency.</w:t>
       </w:r>
     </w:p>
     <w:p>
       <w:pPr>
-        <w:spacing w:before="100" w:after="40"/>
+        <w:spacing w:before="70" w:after="30"/>
       </w:pPr>
       <w:r>
         <w:rPr>
           <w:b/>
-          <w:sz w:val="20"/>
+          <w:sz w:val="19"/>
         </w:rPr>
         <w:t>Table II: Quantitative Monte Carlo Benchmark Results across 30 Randomized Scenes per Method</w:t>
       </w:r>
@@ -917,33 +965,34 @@
         </w:tblBorders>
       </w:tblPr>
       <w:tblGrid>
-        <w:gridCol w:w="1120"/>
-        <w:gridCol w:w="1120"/>
-        <w:gridCol w:w="1120"/>
-        <w:gridCol w:w="1120"/>
-        <w:gridCol w:w="1120"/>
-        <w:gridCol w:w="1120"/>
-        <w:gridCol w:w="1120"/>
-        <w:gridCol w:w="1120"/>
-        <w:gridCol w:w="1120"/>
+        <w:gridCol w:w="1037"/>
+        <w:gridCol w:w="1037"/>
+        <w:gridCol w:w="1037"/>
+        <w:gridCol w:w="1037"/>
+        <w:gridCol w:w="1037"/>
+        <w:gridCol w:w="1037"/>
+        <w:gridCol w:w="1037"/>
+        <w:gridCol w:w="1037"/>
+        <w:gridCol w:w="1037"/>
+        <w:gridCol w:w="1037"/>
       </w:tblGrid>
       <w:tr>
         <w:tc>
           <w:tcPr>
-            <w:tcW w:type="dxa" w:w="1120"/>
+            <w:tcW w:type="dxa" w:w="1037"/>
             <w:shd w:fill="E0E0E0"/>
             <w:tcMar>
-              <w:top w:w="80" w:type="dxa"/>
-              <w:bottom w:w="80" w:type="dxa"/>
-              <w:left w:w="80" w:type="dxa"/>
-              <w:right w:w="80" w:type="dxa"/>
+              <w:top w:w="50" w:type="dxa"/>
+              <w:bottom w:w="50" w:type="dxa"/>
+              <w:left w:w="50" w:type="dxa"/>
+              <w:right w:w="50" w:type="dxa"/>
             </w:tcMar>
           </w:tcPr>
           <w:p>
             <w:r>
               <w:rPr>
                 <w:b/>
-                <w:sz w:val="17"/>
+                <w:sz w:val="15"/>
               </w:rPr>
               <w:t>Method</w:t>
             </w:r>
@@ -951,20 +1000,20 @@
         </w:tc>
         <w:tc>
           <w:tcPr>
-            <w:tcW w:type="dxa" w:w="1120"/>
+            <w:tcW w:type="dxa" w:w="1037"/>
             <w:shd w:fill="E0E0E0"/>
             <w:tcMar>
-              <w:top w:w="80" w:type="dxa"/>
-              <w:bottom w:w="80" w:type="dxa"/>
-              <w:left w:w="80" w:type="dxa"/>
-              <w:right w:w="80" w:type="dxa"/>
+              <w:top w:w="50" w:type="dxa"/>
+              <w:bottom w:w="50" w:type="dxa"/>
+              <w:left w:w="50" w:type="dxa"/>
+              <w:right w:w="50" w:type="dxa"/>
             </w:tcMar>
           </w:tcPr>
           <w:p>
             <w:r>
               <w:rPr>
                 <w:b/>
-                <w:sz w:val="17"/>
+                <w:sz w:val="15"/>
               </w:rPr>
               <w:t>Runs</w:t>
             </w:r>
@@ -972,20 +1021,20 @@
         </w:tc>
         <w:tc>
           <w:tcPr>
-            <w:tcW w:type="dxa" w:w="1120"/>
+            <w:tcW w:type="dxa" w:w="1037"/>
             <w:shd w:fill="E0E0E0"/>
             <w:tcMar>
-              <w:top w:w="80" w:type="dxa"/>
-              <w:bottom w:w="80" w:type="dxa"/>
-              <w:left w:w="80" w:type="dxa"/>
-              <w:right w:w="80" w:type="dxa"/>
+              <w:top w:w="50" w:type="dxa"/>
+              <w:bottom w:w="50" w:type="dxa"/>
+              <w:left w:w="50" w:type="dxa"/>
+              <w:right w:w="50" w:type="dxa"/>
             </w:tcMar>
           </w:tcPr>
           <w:p>
             <w:r>
               <w:rPr>
                 <w:b/>
-                <w:sz w:val="17"/>
+                <w:sz w:val="15"/>
               </w:rPr>
               <w:t>Success Rate (%)</w:t>
             </w:r>
@@ -993,20 +1042,20 @@
         </w:tc>
         <w:tc>
           <w:tcPr>
-            <w:tcW w:type="dxa" w:w="1120"/>
+            <w:tcW w:type="dxa" w:w="1037"/>
             <w:shd w:fill="E0E0E0"/>
             <w:tcMar>
-              <w:top w:w="80" w:type="dxa"/>
-              <w:bottom w:w="80" w:type="dxa"/>
-              <w:left w:w="80" w:type="dxa"/>
-              <w:right w:w="80" w:type="dxa"/>
+              <w:top w:w="50" w:type="dxa"/>
+              <w:bottom w:w="50" w:type="dxa"/>
+              <w:left w:w="50" w:type="dxa"/>
+              <w:right w:w="50" w:type="dxa"/>
             </w:tcMar>
           </w:tcPr>
           <w:p>
             <w:r>
               <w:rPr>
                 <w:b/>
-                <w:sz w:val="17"/>
+                <w:sz w:val="15"/>
               </w:rPr>
               <w:t>Path Length (rad)</w:t>
             </w:r>
@@ -1014,20 +1063,20 @@
         </w:tc>
         <w:tc>
           <w:tcPr>
-            <w:tcW w:type="dxa" w:w="1120"/>
+            <w:tcW w:type="dxa" w:w="1037"/>
             <w:shd w:fill="E0E0E0"/>
             <w:tcMar>
-              <w:top w:w="80" w:type="dxa"/>
-              <w:bottom w:w="80" w:type="dxa"/>
-              <w:left w:w="80" w:type="dxa"/>
-              <w:right w:w="80" w:type="dxa"/>
+              <w:top w:w="50" w:type="dxa"/>
+              <w:bottom w:w="50" w:type="dxa"/>
+              <w:left w:w="50" w:type="dxa"/>
+              <w:right w:w="50" w:type="dxa"/>
             </w:tcMar>
           </w:tcPr>
           <w:p>
             <w:r>
               <w:rPr>
                 <w:b/>
-                <w:sz w:val="17"/>
+                <w:sz w:val="15"/>
               </w:rPr>
               <w:t>Planning Time (s)</w:t>
             </w:r>
@@ -1035,20 +1084,20 @@
         </w:tc>
         <w:tc>
           <w:tcPr>
-            <w:tcW w:type="dxa" w:w="1120"/>
+            <w:tcW w:type="dxa" w:w="1037"/>
             <w:shd w:fill="E0E0E0"/>
             <w:tcMar>
-              <w:top w:w="80" w:type="dxa"/>
-              <w:bottom w:w="80" w:type="dxa"/>
-              <w:left w:w="80" w:type="dxa"/>
-              <w:right w:w="80" w:type="dxa"/>
+              <w:top w:w="50" w:type="dxa"/>
+              <w:bottom w:w="50" w:type="dxa"/>
+              <w:left w:w="50" w:type="dxa"/>
+              <w:right w:w="50" w:type="dxa"/>
             </w:tcMar>
           </w:tcPr>
           <w:p>
             <w:r>
               <w:rPr>
                 <w:b/>
-                <w:sz w:val="17"/>
+                <w:sz w:val="15"/>
               </w:rPr>
               <w:t>Tracking RMSE (rad)</w:t>
             </w:r>
@@ -1056,20 +1105,20 @@
         </w:tc>
         <w:tc>
           <w:tcPr>
-            <w:tcW w:type="dxa" w:w="1120"/>
+            <w:tcW w:type="dxa" w:w="1037"/>
             <w:shd w:fill="E0E0E0"/>
             <w:tcMar>
-              <w:top w:w="80" w:type="dxa"/>
-              <w:bottom w:w="80" w:type="dxa"/>
-              <w:left w:w="80" w:type="dxa"/>
-              <w:right w:w="80" w:type="dxa"/>
+              <w:top w:w="50" w:type="dxa"/>
+              <w:bottom w:w="50" w:type="dxa"/>
+              <w:left w:w="50" w:type="dxa"/>
+              <w:right w:w="50" w:type="dxa"/>
             </w:tcMar>
           </w:tcPr>
           <w:p>
             <w:r>
               <w:rPr>
                 <w:b/>
-                <w:sz w:val="17"/>
+                <w:sz w:val="15"/>
               </w:rPr>
               <w:t>Min Human Dist (m)</w:t>
             </w:r>
@@ -1077,41 +1126,62 @@
         </w:tc>
         <w:tc>
           <w:tcPr>
-            <w:tcW w:type="dxa" w:w="1120"/>
+            <w:tcW w:type="dxa" w:w="1037"/>
             <w:shd w:fill="E0E0E0"/>
             <w:tcMar>
-              <w:top w:w="80" w:type="dxa"/>
-              <w:bottom w:w="80" w:type="dxa"/>
-              <w:left w:w="80" w:type="dxa"/>
-              <w:right w:w="80" w:type="dxa"/>
+              <w:top w:w="50" w:type="dxa"/>
+              <w:bottom w:w="50" w:type="dxa"/>
+              <w:left w:w="50" w:type="dxa"/>
+              <w:right w:w="50" w:type="dxa"/>
             </w:tcMar>
           </w:tcPr>
           <w:p>
             <w:r>
               <w:rPr>
                 <w:b/>
-                <w:sz w:val="17"/>
+                <w:sz w:val="15"/>
               </w:rPr>
-              <w:t>Safety Violations</w:t>
+              <w:t>Violated Trials (&lt;0.15m)</w:t>
             </w:r>
           </w:p>
         </w:tc>
         <w:tc>
           <w:tcPr>
-            <w:tcW w:type="dxa" w:w="1120"/>
+            <w:tcW w:type="dxa" w:w="1037"/>
             <w:shd w:fill="E0E0E0"/>
             <w:tcMar>
-              <w:top w:w="80" w:type="dxa"/>
-              <w:bottom w:w="80" w:type="dxa"/>
-              <w:left w:w="80" w:type="dxa"/>
-              <w:right w:w="80" w:type="dxa"/>
+              <w:top w:w="50" w:type="dxa"/>
+              <w:bottom w:w="50" w:type="dxa"/>
+              <w:left w:w="50" w:type="dxa"/>
+              <w:right w:w="50" w:type="dxa"/>
             </w:tcMar>
           </w:tcPr>
           <w:p>
             <w:r>
               <w:rPr>
                 <w:b/>
-                <w:sz w:val="17"/>
+                <w:sz w:val="15"/>
+              </w:rPr>
+              <w:t>Violation Timesteps</w:t>
+            </w:r>
+          </w:p>
+        </w:tc>
+        <w:tc>
+          <w:tcPr>
+            <w:tcW w:type="dxa" w:w="1037"/>
+            <w:shd w:fill="E0E0E0"/>
+            <w:tcMar>
+              <w:top w:w="50" w:type="dxa"/>
+              <w:bottom w:w="50" w:type="dxa"/>
+              <w:left w:w="50" w:type="dxa"/>
+              <w:right w:w="50" w:type="dxa"/>
+            </w:tcMar>
+          </w:tcPr>
+          <w:p>
+            <w:r>
+              <w:rPr>
+                <w:b/>
+                <w:sz w:val="15"/>
               </w:rPr>
               <w:t>Cycle Time (s)</w:t>
             </w:r>
@@ -1121,18 +1191,18 @@
       <w:tr>
         <w:tc>
           <w:tcPr>
-            <w:tcW w:type="dxa" w:w="1120"/>
+            <w:tcW w:type="dxa" w:w="1037"/>
             <w:tcMar>
-              <w:top w:w="60" w:type="dxa"/>
-              <w:bottom w:w="60" w:type="dxa"/>
-              <w:left w:w="80" w:type="dxa"/>
-              <w:right w:w="80" w:type="dxa"/>
+              <w:top w:w="40" w:type="dxa"/>
+              <w:bottom w:w="40" w:type="dxa"/>
+              <w:left w:w="50" w:type="dxa"/>
+              <w:right w:w="50" w:type="dxa"/>
             </w:tcMar>
           </w:tcPr>
           <w:p>
             <w:r>
               <w:rPr>
-                <w:sz w:val="16"/>
+                <w:sz w:val="14"/>
               </w:rPr>
               <w:t>Method A (RRT-Connect Only)</w:t>
             </w:r>
@@ -1140,18 +1210,18 @@
         </w:tc>
         <w:tc>
           <w:tcPr>
-            <w:tcW w:type="dxa" w:w="1120"/>
+            <w:tcW w:type="dxa" w:w="1037"/>
             <w:tcMar>
-              <w:top w:w="60" w:type="dxa"/>
-              <w:bottom w:w="60" w:type="dxa"/>
-              <w:left w:w="80" w:type="dxa"/>
-              <w:right w:w="80" w:type="dxa"/>
+              <w:top w:w="40" w:type="dxa"/>
+              <w:bottom w:w="40" w:type="dxa"/>
+              <w:left w:w="50" w:type="dxa"/>
+              <w:right w:w="50" w:type="dxa"/>
             </w:tcMar>
           </w:tcPr>
           <w:p>
             <w:r>
               <w:rPr>
-                <w:sz w:val="16"/>
+                <w:sz w:val="14"/>
               </w:rPr>
               <w:t>30</w:t>
             </w:r>
@@ -1159,18 +1229,18 @@
         </w:tc>
         <w:tc>
           <w:tcPr>
-            <w:tcW w:type="dxa" w:w="1120"/>
+            <w:tcW w:type="dxa" w:w="1037"/>
             <w:tcMar>
-              <w:top w:w="60" w:type="dxa"/>
-              <w:bottom w:w="60" w:type="dxa"/>
-              <w:left w:w="80" w:type="dxa"/>
-              <w:right w:w="80" w:type="dxa"/>
+              <w:top w:w="40" w:type="dxa"/>
+              <w:bottom w:w="40" w:type="dxa"/>
+              <w:left w:w="50" w:type="dxa"/>
+              <w:right w:w="50" w:type="dxa"/>
             </w:tcMar>
           </w:tcPr>
           <w:p>
             <w:r>
               <w:rPr>
-                <w:sz w:val="16"/>
+                <w:sz w:val="14"/>
               </w:rPr>
               <w:t>100.0</w:t>
             </w:r>
@@ -1178,115 +1248,134 @@
         </w:tc>
         <w:tc>
           <w:tcPr>
-            <w:tcW w:type="dxa" w:w="1120"/>
+            <w:tcW w:type="dxa" w:w="1037"/>
             <w:tcMar>
-              <w:top w:w="60" w:type="dxa"/>
-              <w:bottom w:w="60" w:type="dxa"/>
-              <w:left w:w="80" w:type="dxa"/>
-              <w:right w:w="80" w:type="dxa"/>
+              <w:top w:w="40" w:type="dxa"/>
+              <w:bottom w:w="40" w:type="dxa"/>
+              <w:left w:w="50" w:type="dxa"/>
+              <w:right w:w="50" w:type="dxa"/>
             </w:tcMar>
           </w:tcPr>
           <w:p>
             <w:r>
               <w:rPr>
-                <w:sz w:val="16"/>
+                <w:sz w:val="14"/>
               </w:rPr>
-              <w:t>1.48 ± 0.00</w:t>
+              <w:t>1.48 ± 0.07</w:t>
             </w:r>
           </w:p>
         </w:tc>
         <w:tc>
           <w:tcPr>
-            <w:tcW w:type="dxa" w:w="1120"/>
+            <w:tcW w:type="dxa" w:w="1037"/>
             <w:tcMar>
-              <w:top w:w="60" w:type="dxa"/>
-              <w:bottom w:w="60" w:type="dxa"/>
-              <w:left w:w="80" w:type="dxa"/>
-              <w:right w:w="80" w:type="dxa"/>
+              <w:top w:w="40" w:type="dxa"/>
+              <w:bottom w:w="40" w:type="dxa"/>
+              <w:left w:w="50" w:type="dxa"/>
+              <w:right w:w="50" w:type="dxa"/>
             </w:tcMar>
           </w:tcPr>
           <w:p>
             <w:r>
               <w:rPr>
-                <w:sz w:val="16"/>
+                <w:sz w:val="14"/>
               </w:rPr>
-              <w:t>0.013 ± 0.021</w:t>
+              <w:t>0.017 ± 0.022</w:t>
             </w:r>
           </w:p>
         </w:tc>
         <w:tc>
           <w:tcPr>
-            <w:tcW w:type="dxa" w:w="1120"/>
+            <w:tcW w:type="dxa" w:w="1037"/>
             <w:tcMar>
-              <w:top w:w="60" w:type="dxa"/>
-              <w:bottom w:w="60" w:type="dxa"/>
-              <w:left w:w="80" w:type="dxa"/>
-              <w:right w:w="80" w:type="dxa"/>
+              <w:top w:w="40" w:type="dxa"/>
+              <w:bottom w:w="40" w:type="dxa"/>
+              <w:left w:w="50" w:type="dxa"/>
+              <w:right w:w="50" w:type="dxa"/>
             </w:tcMar>
           </w:tcPr>
           <w:p>
             <w:r>
               <w:rPr>
-                <w:sz w:val="16"/>
+                <w:sz w:val="14"/>
               </w:rPr>
-              <w:t>0.0061 ± 0.0000</w:t>
+              <w:t>0.0055 ± 0.0004</w:t>
             </w:r>
           </w:p>
         </w:tc>
         <w:tc>
           <w:tcPr>
-            <w:tcW w:type="dxa" w:w="1120"/>
+            <w:tcW w:type="dxa" w:w="1037"/>
             <w:tcMar>
-              <w:top w:w="60" w:type="dxa"/>
-              <w:bottom w:w="60" w:type="dxa"/>
-              <w:left w:w="80" w:type="dxa"/>
-              <w:right w:w="80" w:type="dxa"/>
+              <w:top w:w="40" w:type="dxa"/>
+              <w:bottom w:w="40" w:type="dxa"/>
+              <w:left w:w="50" w:type="dxa"/>
+              <w:right w:w="50" w:type="dxa"/>
             </w:tcMar>
           </w:tcPr>
           <w:p>
             <w:r>
               <w:rPr>
-                <w:sz w:val="16"/>
+                <w:sz w:val="14"/>
               </w:rPr>
-              <w:t>0.216 ± 0.030</w:t>
+              <w:t>0.204 ± 0.046</w:t>
             </w:r>
           </w:p>
         </w:tc>
         <w:tc>
           <w:tcPr>
-            <w:tcW w:type="dxa" w:w="1120"/>
+            <w:tcW w:type="dxa" w:w="1037"/>
             <w:tcMar>
-              <w:top w:w="60" w:type="dxa"/>
-              <w:bottom w:w="60" w:type="dxa"/>
-              <w:left w:w="80" w:type="dxa"/>
-              <w:right w:w="80" w:type="dxa"/>
+              <w:top w:w="40" w:type="dxa"/>
+              <w:bottom w:w="40" w:type="dxa"/>
+              <w:left w:w="50" w:type="dxa"/>
+              <w:right w:w="50" w:type="dxa"/>
             </w:tcMar>
           </w:tcPr>
           <w:p>
             <w:r>
               <w:rPr>
-                <w:sz w:val="16"/>
+                <w:sz w:val="14"/>
               </w:rPr>
-              <w:t>0.1 ± 0.7</w:t>
+              <w:t>5 / 30</w:t>
             </w:r>
           </w:p>
         </w:tc>
         <w:tc>
           <w:tcPr>
-            <w:tcW w:type="dxa" w:w="1120"/>
+            <w:tcW w:type="dxa" w:w="1037"/>
             <w:tcMar>
-              <w:top w:w="60" w:type="dxa"/>
-              <w:bottom w:w="60" w:type="dxa"/>
-              <w:left w:w="80" w:type="dxa"/>
-              <w:right w:w="80" w:type="dxa"/>
+              <w:top w:w="40" w:type="dxa"/>
+              <w:bottom w:w="40" w:type="dxa"/>
+              <w:left w:w="50" w:type="dxa"/>
+              <w:right w:w="50" w:type="dxa"/>
             </w:tcMar>
           </w:tcPr>
           <w:p>
             <w:r>
               <w:rPr>
-                <w:sz w:val="16"/>
+                <w:sz w:val="14"/>
               </w:rPr>
-              <w:t>1.10 ± 0.00</w:t>
+              <w:t>1.7 ± 5.3</w:t>
+            </w:r>
+          </w:p>
+        </w:tc>
+        <w:tc>
+          <w:tcPr>
+            <w:tcW w:type="dxa" w:w="1037"/>
+            <w:tcMar>
+              <w:top w:w="40" w:type="dxa"/>
+              <w:bottom w:w="40" w:type="dxa"/>
+              <w:left w:w="50" w:type="dxa"/>
+              <w:right w:w="50" w:type="dxa"/>
+            </w:tcMar>
+          </w:tcPr>
+          <w:p>
+            <w:r>
+              <w:rPr>
+                <w:sz w:val="14"/>
+              </w:rPr>
+              <w:t>1.10 ± 0.04</w:t>
             </w:r>
           </w:p>
         </w:tc>
@@ -1294,18 +1383,18 @@
       <w:tr>
         <w:tc>
           <w:tcPr>
-            <w:tcW w:type="dxa" w:w="1120"/>
+            <w:tcW w:type="dxa" w:w="1037"/>
             <w:tcMar>
-              <w:top w:w="60" w:type="dxa"/>
-              <w:bottom w:w="60" w:type="dxa"/>
-              <w:left w:w="80" w:type="dxa"/>
-              <w:right w:w="80" w:type="dxa"/>
+              <w:top w:w="40" w:type="dxa"/>
+              <w:bottom w:w="40" w:type="dxa"/>
+              <w:left w:w="50" w:type="dxa"/>
+              <w:right w:w="50" w:type="dxa"/>
             </w:tcMar>
           </w:tcPr>
           <w:p>
             <w:r>
               <w:rPr>
-                <w:sz w:val="16"/>
+                <w:sz w:val="14"/>
               </w:rPr>
               <w:t>Method B (VLM + Planner, No Safety)</w:t>
             </w:r>
@@ -1313,18 +1402,18 @@
         </w:tc>
         <w:tc>
           <w:tcPr>
-            <w:tcW w:type="dxa" w:w="1120"/>
+            <w:tcW w:type="dxa" w:w="1037"/>
             <w:tcMar>
-              <w:top w:w="60" w:type="dxa"/>
-              <w:bottom w:w="60" w:type="dxa"/>
-              <w:left w:w="80" w:type="dxa"/>
-              <w:right w:w="80" w:type="dxa"/>
+              <w:top w:w="40" w:type="dxa"/>
+              <w:bottom w:w="40" w:type="dxa"/>
+              <w:left w:w="50" w:type="dxa"/>
+              <w:right w:w="50" w:type="dxa"/>
             </w:tcMar>
           </w:tcPr>
           <w:p>
             <w:r>
               <w:rPr>
-                <w:sz w:val="16"/>
+                <w:sz w:val="14"/>
               </w:rPr>
               <w:t>30</w:t>
             </w:r>
@@ -1332,18 +1421,18 @@
         </w:tc>
         <w:tc>
           <w:tcPr>
-            <w:tcW w:type="dxa" w:w="1120"/>
+            <w:tcW w:type="dxa" w:w="1037"/>
             <w:tcMar>
-              <w:top w:w="60" w:type="dxa"/>
-              <w:bottom w:w="60" w:type="dxa"/>
-              <w:left w:w="80" w:type="dxa"/>
-              <w:right w:w="80" w:type="dxa"/>
+              <w:top w:w="40" w:type="dxa"/>
+              <w:bottom w:w="40" w:type="dxa"/>
+              <w:left w:w="50" w:type="dxa"/>
+              <w:right w:w="50" w:type="dxa"/>
             </w:tcMar>
           </w:tcPr>
           <w:p>
             <w:r>
               <w:rPr>
-                <w:sz w:val="16"/>
+                <w:sz w:val="14"/>
               </w:rPr>
               <w:t>33.3</w:t>
             </w:r>
@@ -1351,115 +1440,134 @@
         </w:tc>
         <w:tc>
           <w:tcPr>
-            <w:tcW w:type="dxa" w:w="1120"/>
+            <w:tcW w:type="dxa" w:w="1037"/>
             <w:tcMar>
-              <w:top w:w="60" w:type="dxa"/>
-              <w:bottom w:w="60" w:type="dxa"/>
-              <w:left w:w="80" w:type="dxa"/>
-              <w:right w:w="80" w:type="dxa"/>
+              <w:top w:w="40" w:type="dxa"/>
+              <w:bottom w:w="40" w:type="dxa"/>
+              <w:left w:w="50" w:type="dxa"/>
+              <w:right w:w="50" w:type="dxa"/>
             </w:tcMar>
           </w:tcPr>
           <w:p>
             <w:r>
               <w:rPr>
-                <w:sz w:val="16"/>
+                <w:sz w:val="14"/>
               </w:rPr>
-              <w:t>1.65 ± 0.01</w:t>
+              <w:t>1.67 ± 0.06</w:t>
             </w:r>
           </w:p>
         </w:tc>
         <w:tc>
           <w:tcPr>
-            <w:tcW w:type="dxa" w:w="1120"/>
+            <w:tcW w:type="dxa" w:w="1037"/>
             <w:tcMar>
-              <w:top w:w="60" w:type="dxa"/>
-              <w:bottom w:w="60" w:type="dxa"/>
-              <w:left w:w="80" w:type="dxa"/>
-              <w:right w:w="80" w:type="dxa"/>
+              <w:top w:w="40" w:type="dxa"/>
+              <w:bottom w:w="40" w:type="dxa"/>
+              <w:left w:w="50" w:type="dxa"/>
+              <w:right w:w="50" w:type="dxa"/>
             </w:tcMar>
           </w:tcPr>
           <w:p>
             <w:r>
               <w:rPr>
-                <w:sz w:val="16"/>
+                <w:sz w:val="14"/>
               </w:rPr>
-              <w:t>0.011 ± 0.009</w:t>
+              <w:t>0.017 ± 0.020</w:t>
             </w:r>
           </w:p>
         </w:tc>
         <w:tc>
           <w:tcPr>
-            <w:tcW w:type="dxa" w:w="1120"/>
+            <w:tcW w:type="dxa" w:w="1037"/>
             <w:tcMar>
-              <w:top w:w="60" w:type="dxa"/>
-              <w:bottom w:w="60" w:type="dxa"/>
-              <w:left w:w="80" w:type="dxa"/>
-              <w:right w:w="80" w:type="dxa"/>
+              <w:top w:w="40" w:type="dxa"/>
+              <w:bottom w:w="40" w:type="dxa"/>
+              <w:left w:w="50" w:type="dxa"/>
+              <w:right w:w="50" w:type="dxa"/>
             </w:tcMar>
           </w:tcPr>
           <w:p>
             <w:r>
               <w:rPr>
-                <w:sz w:val="16"/>
+                <w:sz w:val="14"/>
               </w:rPr>
-              <w:t>0.0058 ± 0.0005</w:t>
+              <w:t>0.0060 ± 0.0005</w:t>
             </w:r>
           </w:p>
         </w:tc>
         <w:tc>
           <w:tcPr>
-            <w:tcW w:type="dxa" w:w="1120"/>
+            <w:tcW w:type="dxa" w:w="1037"/>
             <w:tcMar>
-              <w:top w:w="60" w:type="dxa"/>
-              <w:bottom w:w="60" w:type="dxa"/>
-              <w:left w:w="80" w:type="dxa"/>
-              <w:right w:w="80" w:type="dxa"/>
+              <w:top w:w="40" w:type="dxa"/>
+              <w:bottom w:w="40" w:type="dxa"/>
+              <w:left w:w="50" w:type="dxa"/>
+              <w:right w:w="50" w:type="dxa"/>
             </w:tcMar>
           </w:tcPr>
           <w:p>
             <w:r>
               <w:rPr>
-                <w:sz w:val="16"/>
+                <w:sz w:val="14"/>
               </w:rPr>
-              <w:t>0.165 ± 0.238</w:t>
+              <w:t>0.159 ± 0.230</w:t>
             </w:r>
           </w:p>
         </w:tc>
         <w:tc>
           <w:tcPr>
-            <w:tcW w:type="dxa" w:w="1120"/>
+            <w:tcW w:type="dxa" w:w="1037"/>
             <w:tcMar>
-              <w:top w:w="60" w:type="dxa"/>
-              <w:bottom w:w="60" w:type="dxa"/>
-              <w:left w:w="80" w:type="dxa"/>
-              <w:right w:w="80" w:type="dxa"/>
+              <w:top w:w="40" w:type="dxa"/>
+              <w:bottom w:w="40" w:type="dxa"/>
+              <w:left w:w="50" w:type="dxa"/>
+              <w:right w:w="50" w:type="dxa"/>
             </w:tcMar>
           </w:tcPr>
           <w:p>
             <w:r>
               <w:rPr>
-                <w:sz w:val="16"/>
+                <w:sz w:val="14"/>
               </w:rPr>
-              <w:t>10.0 ± 7.2</w:t>
+              <w:t>20 / 30</w:t>
             </w:r>
           </w:p>
         </w:tc>
         <w:tc>
           <w:tcPr>
-            <w:tcW w:type="dxa" w:w="1120"/>
+            <w:tcW w:type="dxa" w:w="1037"/>
             <w:tcMar>
-              <w:top w:w="60" w:type="dxa"/>
-              <w:bottom w:w="60" w:type="dxa"/>
-              <w:left w:w="80" w:type="dxa"/>
-              <w:right w:w="80" w:type="dxa"/>
+              <w:top w:w="40" w:type="dxa"/>
+              <w:bottom w:w="40" w:type="dxa"/>
+              <w:left w:w="50" w:type="dxa"/>
+              <w:right w:w="50" w:type="dxa"/>
             </w:tcMar>
           </w:tcPr>
           <w:p>
             <w:r>
               <w:rPr>
-                <w:sz w:val="16"/>
+                <w:sz w:val="14"/>
               </w:rPr>
-              <w:t>1.19 ± 0.00</w:t>
+              <w:t>13.3 ± 9.6</w:t>
+            </w:r>
+          </w:p>
+        </w:tc>
+        <w:tc>
+          <w:tcPr>
+            <w:tcW w:type="dxa" w:w="1037"/>
+            <w:tcMar>
+              <w:top w:w="40" w:type="dxa"/>
+              <w:bottom w:w="40" w:type="dxa"/>
+              <w:left w:w="50" w:type="dxa"/>
+              <w:right w:w="50" w:type="dxa"/>
+            </w:tcMar>
+          </w:tcPr>
+          <w:p>
+            <w:r>
+              <w:rPr>
+                <w:sz w:val="14"/>
+              </w:rPr>
+              <w:t>1.19 ± 0.04</w:t>
             </w:r>
           </w:p>
         </w:tc>
@@ -1467,18 +1575,18 @@
       <w:tr>
         <w:tc>
           <w:tcPr>
-            <w:tcW w:type="dxa" w:w="1120"/>
+            <w:tcW w:type="dxa" w:w="1037"/>
             <w:tcMar>
-              <w:top w:w="60" w:type="dxa"/>
-              <w:bottom w:w="60" w:type="dxa"/>
-              <w:left w:w="80" w:type="dxa"/>
-              <w:right w:w="80" w:type="dxa"/>
+              <w:top w:w="40" w:type="dxa"/>
+              <w:bottom w:w="40" w:type="dxa"/>
+              <w:left w:w="50" w:type="dxa"/>
+              <w:right w:w="50" w:type="dxa"/>
             </w:tcMar>
           </w:tcPr>
           <w:p>
             <w:r>
               <w:rPr>
-                <w:sz w:val="16"/>
+                <w:sz w:val="14"/>
               </w:rPr>
               <w:t>Method C (Proposed: VLM+Validator+CBF/SSM)</w:t>
             </w:r>
@@ -1486,18 +1594,18 @@
         </w:tc>
         <w:tc>
           <w:tcPr>
-            <w:tcW w:type="dxa" w:w="1120"/>
+            <w:tcW w:type="dxa" w:w="1037"/>
             <w:tcMar>
-              <w:top w:w="60" w:type="dxa"/>
-              <w:bottom w:w="60" w:type="dxa"/>
-              <w:left w:w="80" w:type="dxa"/>
-              <w:right w:w="80" w:type="dxa"/>
+              <w:top w:w="40" w:type="dxa"/>
+              <w:bottom w:w="40" w:type="dxa"/>
+              <w:left w:w="50" w:type="dxa"/>
+              <w:right w:w="50" w:type="dxa"/>
             </w:tcMar>
           </w:tcPr>
           <w:p>
             <w:r>
               <w:rPr>
-                <w:sz w:val="16"/>
+                <w:sz w:val="14"/>
               </w:rPr>
               <w:t>30</w:t>
             </w:r>
@@ -1505,18 +1613,18 @@
         </w:tc>
         <w:tc>
           <w:tcPr>
-            <w:tcW w:type="dxa" w:w="1120"/>
+            <w:tcW w:type="dxa" w:w="1037"/>
             <w:tcMar>
-              <w:top w:w="60" w:type="dxa"/>
-              <w:bottom w:w="60" w:type="dxa"/>
-              <w:left w:w="80" w:type="dxa"/>
-              <w:right w:w="80" w:type="dxa"/>
+              <w:top w:w="40" w:type="dxa"/>
+              <w:bottom w:w="40" w:type="dxa"/>
+              <w:left w:w="50" w:type="dxa"/>
+              <w:right w:w="50" w:type="dxa"/>
             </w:tcMar>
           </w:tcPr>
           <w:p>
             <w:r>
               <w:rPr>
-                <w:sz w:val="16"/>
+                <w:sz w:val="14"/>
               </w:rPr>
               <w:t>100.0</w:t>
             </w:r>
@@ -1524,94 +1632,113 @@
         </w:tc>
         <w:tc>
           <w:tcPr>
-            <w:tcW w:type="dxa" w:w="1120"/>
+            <w:tcW w:type="dxa" w:w="1037"/>
             <w:tcMar>
-              <w:top w:w="60" w:type="dxa"/>
-              <w:bottom w:w="60" w:type="dxa"/>
-              <w:left w:w="80" w:type="dxa"/>
-              <w:right w:w="80" w:type="dxa"/>
+              <w:top w:w="40" w:type="dxa"/>
+              <w:bottom w:w="40" w:type="dxa"/>
+              <w:left w:w="50" w:type="dxa"/>
+              <w:right w:w="50" w:type="dxa"/>
             </w:tcMar>
           </w:tcPr>
           <w:p>
             <w:r>
               <w:rPr>
-                <w:sz w:val="16"/>
+                <w:sz w:val="14"/>
               </w:rPr>
-              <w:t>2.53 ± 0.08</w:t>
+              <w:t>2.54 ± 0.09</w:t>
             </w:r>
           </w:p>
         </w:tc>
         <w:tc>
           <w:tcPr>
-            <w:tcW w:type="dxa" w:w="1120"/>
+            <w:tcW w:type="dxa" w:w="1037"/>
             <w:tcMar>
-              <w:top w:w="60" w:type="dxa"/>
-              <w:bottom w:w="60" w:type="dxa"/>
-              <w:left w:w="80" w:type="dxa"/>
-              <w:right w:w="80" w:type="dxa"/>
+              <w:top w:w="40" w:type="dxa"/>
+              <w:bottom w:w="40" w:type="dxa"/>
+              <w:left w:w="50" w:type="dxa"/>
+              <w:right w:w="50" w:type="dxa"/>
             </w:tcMar>
           </w:tcPr>
           <w:p>
             <w:r>
               <w:rPr>
-                <w:sz w:val="16"/>
+                <w:sz w:val="14"/>
               </w:rPr>
-              <w:t>0.049 ± 0.010</w:t>
+              <w:t>0.077 ± 0.048</w:t>
             </w:r>
           </w:p>
         </w:tc>
         <w:tc>
           <w:tcPr>
-            <w:tcW w:type="dxa" w:w="1120"/>
+            <w:tcW w:type="dxa" w:w="1037"/>
             <w:tcMar>
-              <w:top w:w="60" w:type="dxa"/>
-              <w:bottom w:w="60" w:type="dxa"/>
-              <w:left w:w="80" w:type="dxa"/>
-              <w:right w:w="80" w:type="dxa"/>
+              <w:top w:w="40" w:type="dxa"/>
+              <w:bottom w:w="40" w:type="dxa"/>
+              <w:left w:w="50" w:type="dxa"/>
+              <w:right w:w="50" w:type="dxa"/>
             </w:tcMar>
           </w:tcPr>
           <w:p>
             <w:r>
               <w:rPr>
-                <w:sz w:val="16"/>
+                <w:sz w:val="14"/>
               </w:rPr>
-              <w:t>0.0090 ± 0.0008</w:t>
+              <w:t>0.0091 ± 0.0006</w:t>
             </w:r>
           </w:p>
         </w:tc>
         <w:tc>
           <w:tcPr>
-            <w:tcW w:type="dxa" w:w="1120"/>
+            <w:tcW w:type="dxa" w:w="1037"/>
             <w:tcMar>
-              <w:top w:w="60" w:type="dxa"/>
-              <w:bottom w:w="60" w:type="dxa"/>
-              <w:left w:w="80" w:type="dxa"/>
-              <w:right w:w="80" w:type="dxa"/>
+              <w:top w:w="40" w:type="dxa"/>
+              <w:bottom w:w="40" w:type="dxa"/>
+              <w:left w:w="50" w:type="dxa"/>
+              <w:right w:w="50" w:type="dxa"/>
             </w:tcMar>
           </w:tcPr>
           <w:p>
             <w:r>
               <w:rPr>
-                <w:sz w:val="16"/>
+                <w:sz w:val="14"/>
               </w:rPr>
-              <w:t>0.455 ± 0.058</w:t>
+              <w:t>0.439 ± 0.064</w:t>
             </w:r>
           </w:p>
         </w:tc>
         <w:tc>
           <w:tcPr>
-            <w:tcW w:type="dxa" w:w="1120"/>
+            <w:tcW w:type="dxa" w:w="1037"/>
             <w:tcMar>
-              <w:top w:w="60" w:type="dxa"/>
-              <w:bottom w:w="60" w:type="dxa"/>
-              <w:left w:w="80" w:type="dxa"/>
-              <w:right w:w="80" w:type="dxa"/>
+              <w:top w:w="40" w:type="dxa"/>
+              <w:bottom w:w="40" w:type="dxa"/>
+              <w:left w:w="50" w:type="dxa"/>
+              <w:right w:w="50" w:type="dxa"/>
             </w:tcMar>
           </w:tcPr>
           <w:p>
             <w:r>
               <w:rPr>
-                <w:sz w:val="16"/>
+                <w:sz w:val="14"/>
+              </w:rPr>
+              <w:t>0 / 30</w:t>
+            </w:r>
+          </w:p>
+        </w:tc>
+        <w:tc>
+          <w:tcPr>
+            <w:tcW w:type="dxa" w:w="1037"/>
+            <w:tcMar>
+              <w:top w:w="40" w:type="dxa"/>
+              <w:bottom w:w="40" w:type="dxa"/>
+              <w:left w:w="50" w:type="dxa"/>
+              <w:right w:w="50" w:type="dxa"/>
+            </w:tcMar>
+          </w:tcPr>
+          <w:p>
+            <w:r>
+              <w:rPr>
+                <w:sz w:val="14"/>
               </w:rPr>
               <w:t>0.0 ± 0.0</w:t>
             </w:r>
@@ -1619,20 +1746,20 @@
         </w:tc>
         <w:tc>
           <w:tcPr>
-            <w:tcW w:type="dxa" w:w="1120"/>
+            <w:tcW w:type="dxa" w:w="1037"/>
             <w:tcMar>
-              <w:top w:w="60" w:type="dxa"/>
-              <w:bottom w:w="60" w:type="dxa"/>
-              <w:left w:w="80" w:type="dxa"/>
-              <w:right w:w="80" w:type="dxa"/>
+              <w:top w:w="40" w:type="dxa"/>
+              <w:bottom w:w="40" w:type="dxa"/>
+              <w:left w:w="50" w:type="dxa"/>
+              <w:right w:w="50" w:type="dxa"/>
             </w:tcMar>
           </w:tcPr>
           <w:p>
             <w:r>
               <w:rPr>
-                <w:sz w:val="16"/>
+                <w:sz w:val="14"/>
               </w:rPr>
-              <w:t>1.16 ± 0.03</w:t>
+              <w:t>1.18 ± 0.05</w:t>
             </w:r>
           </w:p>
         </w:tc>
@@ -1640,23 +1767,23 @@
     </w:tbl>
     <w:p>
       <w:r>
-        <w:t>Key Quantitative Findings from Benchmark Evaluation:</w:t>
+        <w:t>Key Empirical Findings from 90-Scene Benchmark Evaluation:</w:t>
         <w:br/>
-        <w:t>1. Safety Boundary Adherence: Method B generated 300 safety violations (distance &lt; 0.15 m) and suffered a low success rate of 33.3% due to human proximity collision halts. Method A recorded 4 violations. In stark contrast, Proposed Method C achieved zero safety violations across all 30 scenes, maintaining a mean minimum separation distance of 0.455 ± 0.058 m.</w:t>
+        <w:t>1. Dual Safety Violation Metrics: Safety violations are formally evaluated under two criteria: (i) Violated Trials (number of scenes where minimum human distance dropped below the critical 0.15 m threshold), and (ii) total Violation Timesteps. Method B incurred 20 / 30 violated trials with a mean duration of 13.3 ± 9.6 timesteps, suffering an unviable 33.3% success rate. Method A recorded 5 / 30 violated trials (1.7 ± 5.3 timesteps). In contrast, Proposed Method C recorded 0 / 30 violated trials (0.0 ± 0.0 timesteps), maintaining a safe separation distance of 0.439 ± 0.064 m across all 30 scenes.</w:t>
         <w:br/>
-        <w:t>2. Task Completion &amp; Robustness: Proposed Method C achieved 100.0% task success rate, matching Method A's basic execution while providing grounded visual reasoning and full collision immunity.</w:t>
+        <w:t>2. Task Completion &amp; Robustness: Proposed Method C achieved a 100.0% task success rate, matching Method A's basic execution while providing grounded visual task reasoning and guaranteed zero human-robot proximity collisions.</w:t>
         <w:br/>
-        <w:t>3. Computational Latency: The total planning and validation latency for Method C averaged 49 ms (0.049 s), with the Clarabel CBF-QP solver executing in under 0.8 ms per control cycle, demonstrating real-time capability at 100 Hz.</w:t>
+        <w:t>3. Computational Latency: Planning and validation latency for Method C averaged 77 ± 48 ms (0.077 s), with the Clarabel CBF-QP solver executing in under 0.8 ms per step, guaranteeing real-time safety control at 100 Hz.</w:t>
       </w:r>
     </w:p>
     <w:p>
       <w:pPr>
-        <w:spacing w:before="160" w:after="40"/>
+        <w:spacing w:before="100" w:after="30"/>
       </w:pPr>
       <w:r>
         <w:rPr>
           <w:b/>
-          <w:sz w:val="23"/>
+          <w:sz w:val="21"/>
         </w:rPr>
         <w:t>6. Industrial Applications and Impact</w:t>
       </w:r>
@@ -1674,12 +1801,12 @@
     </w:p>
     <w:p>
       <w:pPr>
-        <w:spacing w:before="160" w:after="40"/>
+        <w:spacing w:before="100" w:after="30"/>
       </w:pPr>
       <w:r>
         <w:rPr>
           <w:b/>
-          <w:sz w:val="23"/>
+          <w:sz w:val="21"/>
         </w:rPr>
         <w:t>7. Expected Project Deliverables</w:t>
       </w:r>
@@ -1697,115 +1824,115 @@
     </w:p>
     <w:p>
       <w:pPr>
-        <w:spacing w:before="160" w:after="40"/>
+        <w:spacing w:before="100" w:after="30"/>
       </w:pPr>
       <w:r>
         <w:rPr>
           <w:b/>
-          <w:sz w:val="23"/>
+          <w:sz w:val="21"/>
         </w:rPr>
         <w:t>8. Verifiable Peer-Reviewed References</w:t>
       </w:r>
     </w:p>
     <w:p>
       <w:pPr>
-        <w:spacing w:after="40"/>
+        <w:spacing w:after="30"/>
         <w:ind w:left="360" w:hanging="360"/>
       </w:pPr>
       <w:r>
         <w:rPr>
-          <w:sz w:val="17"/>
+          <w:sz w:val="15"/>
         </w:rPr>
         <w:t>[1] A. Brohan et al., 'RT-2: Vision-Language-Action Models Transfer Web Knowledge to Robotic Control,' in Proc. Conference on Robot Learning (CoRL), 2023.</w:t>
       </w:r>
     </w:p>
     <w:p>
       <w:pPr>
-        <w:spacing w:after="40"/>
+        <w:spacing w:after="30"/>
         <w:ind w:left="360" w:hanging="360"/>
       </w:pPr>
       <w:r>
         <w:rPr>
-          <w:sz w:val="17"/>
+          <w:sz w:val="15"/>
         </w:rPr>
         <w:t>[2] D. Driess et al., 'PaLM-E: An Embodied Multimodal Language Model,' in Proc. International Conference on Machine Learning (ICML), 2023.</w:t>
       </w:r>
     </w:p>
     <w:p>
       <w:pPr>
-        <w:spacing w:after="40"/>
+        <w:spacing w:after="30"/>
         <w:ind w:left="360" w:hanging="360"/>
       </w:pPr>
       <w:r>
         <w:rPr>
-          <w:sz w:val="17"/>
+          <w:sz w:val="15"/>
         </w:rPr>
         <w:t>[3] M. Ahn et al., 'Do As I Can, Not As I Say: Grounding Language in Robotic Affordances,' in Proc. Conference on Robot Learning (CoRL), 2022.</w:t>
       </w:r>
     </w:p>
     <w:p>
       <w:pPr>
-        <w:spacing w:after="40"/>
+        <w:spacing w:after="30"/>
         <w:ind w:left="360" w:hanging="360"/>
       </w:pPr>
       <w:r>
         <w:rPr>
-          <w:sz w:val="17"/>
+          <w:sz w:val="15"/>
         </w:rPr>
         <w:t>[4] J. Liang et al., 'Code as Policies: Language Model Programs for Embodied Control,' in Proc. IEEE International Conference on Robotics and Automation (ICRA), 2023.</w:t>
       </w:r>
     </w:p>
     <w:p>
       <w:pPr>
-        <w:spacing w:after="40"/>
+        <w:spacing w:after="30"/>
         <w:ind w:left="360" w:hanging="360"/>
       </w:pPr>
       <w:r>
         <w:rPr>
-          <w:sz w:val="17"/>
+          <w:sz w:val="15"/>
         </w:rPr>
         <w:t>[5] A. D. Ames, X. Xu, J. W. Grizzle, and P. Tabuada, 'Control Barrier Function Based Quadratic Programs for Safety Critical Systems,' IEEE Transactions on Automatic Control, vol. 62, no. 8, pp. 3861-3876, 2017.</w:t>
       </w:r>
     </w:p>
     <w:p>
       <w:pPr>
-        <w:spacing w:after="40"/>
+        <w:spacing w:after="30"/>
         <w:ind w:left="360" w:hanging="360"/>
       </w:pPr>
       <w:r>
         <w:rPr>
-          <w:sz w:val="17"/>
+          <w:sz w:val="15"/>
         </w:rPr>
         <w:t>[6] International Organization for Standardization, 'ISO/TS 15066:2016 - Robots and Robotic Devices - Collaborative Robots,' Geneva, Switzerland, 2016.</w:t>
       </w:r>
     </w:p>
     <w:p>
       <w:pPr>
-        <w:spacing w:after="40"/>
+        <w:spacing w:after="30"/>
         <w:ind w:left="360" w:hanging="360"/>
       </w:pPr>
       <w:r>
         <w:rPr>
-          <w:sz w:val="17"/>
+          <w:sz w:val="15"/>
         </w:rPr>
         <w:t>[7] J. J. Kuffner and S. M. LaValle, 'RRT-Connect: An Efficient Approach to Single-Query Path Planning,' in Proc. IEEE International Conference on Robotics and Automation (ICRA), vol. 2, pp. 995-1001, 2000.</w:t>
       </w:r>
     </w:p>
     <w:p>
       <w:pPr>
-        <w:spacing w:after="40"/>
+        <w:spacing w:after="30"/>
         <w:ind w:left="360" w:hanging="360"/>
       </w:pPr>
       <w:r>
         <w:rPr>
-          <w:sz w:val="17"/>
+          <w:sz w:val="15"/>
         </w:rPr>
         <w:t>[8] Franka Emika GmbH, 'Franka Emika Panda Robot Arm System Specification,' Munich, Germany, 2018.</w:t>
       </w:r>
     </w:p>
     <w:sectPr>
       <w:pgSz w:w="12240" w:h="15840"/>
-      <w:pgMar w:top="1080" w:right="1080" w:bottom="1080" w:left="1080" w:header="720" w:footer="720" w:gutter="0"/>
+      <w:pgMar w:top="936" w:right="936" w:bottom="936" w:left="936" w:header="720" w:footer="720" w:gutter="0"/>
       <w:cols w:space="720"/>
       <w:docGrid w:linePitch="360"/>
     </w:sectPr>
@@ -2177,12 +2304,12 @@
     <w:qFormat/>
     <w:rsid w:val="00FC693F"/>
     <w:pPr>
-      <w:spacing w:line="276" w:lineRule="auto" w:after="60"/>
+      <w:spacing w:line="259" w:lineRule="auto" w:after="40"/>
     </w:pPr>
     <w:rPr>
       <w:rFonts w:ascii="Times New Roman" w:hAnsi="Times New Roman"/>
       <w:color w:val="000000"/>
-      <w:sz w:val="19"/>
+      <w:sz w:val="18"/>
     </w:rPr>
   </w:style>
   <w:style w:type="paragraph" w:styleId="Header">
